--- a/public/chat_files/lina_spring_launch_copy_final.docx
+++ b/public/chat_files/lina_spring_launch_copy_final.docx
@@ -8,7 +8,7 @@
           <w:b/>
           <w:sz w:val="28"/>
         </w:rPr>
-        <w:t>Lina Rickert Apparel — Spring Product Launch Copy &amp; Storefront FAQ</w:t>
+        <w:t>Spring Footwear Launch Campaign Copy Deck (Final)</w:t>
       </w:r>
     </w:p>
     <w:p>
@@ -16,23 +16,7 @@
         <w:rPr>
           <w:sz w:val="22"/>
         </w:rPr>
-        <w:t xml:space="preserve">1. SPRING COLLECTION PRODUCT DESCRIPTIONS: Editorial product storytelling for 12 apparel SKUs.</w:t>
-      </w:r>
-    </w:p>
-    <w:p>
-      <w:r>
-        <w:rPr>
-          <w:sz w:val="22"/>
-        </w:rPr>
-        <w:t xml:space="preserve">2. SIZING &amp; FIT GUIDE: Clear fit descriptions, fabric breathability ratings, and model measurement cards.</w:t>
-      </w:r>
-    </w:p>
-    <w:p>
-      <w:r>
-        <w:rPr>
-          <w:sz w:val="22"/>
-        </w:rPr>
-        <w:t xml:space="preserve">3. STOREFRONT CUSTOMER FAQ: Delivery windows, exchange policy, and organic linen garment care guidelines.</w:t>
+        <w:t xml:space="preserve">Complete launch copy deck including announcement email, SMS alerts, and Instagram story captions.</w:t>
       </w:r>
     </w:p>
   </w:body>
